--- a/CÔNG TY CỔ PHẦN THÉP MI NA KAN SAI/Giải thể B1/Quyết định_CTCP.docx
+++ b/CÔNG TY CỔ PHẦN THÉP MI NA KAN SAI/Giải thể B1/Quyết định_CTCP.docx
@@ -518,27 +518,7 @@
           <w:sz w:val="28"/>
           <w:szCs w:val="28"/>
         </w:rPr>
-        <w:t xml:space="preserve">ĐẠI </w:t>
-      </w:r>
-      <w:r>
-        <w:rPr>
-          <w:rFonts w:ascii="Times New Roman" w:eastAsia="Times New Roman" w:hAnsi="Times New Roman"/>
-          <w:b/>
-          <w:bCs/>
-          <w:sz w:val="28"/>
-          <w:szCs w:val="28"/>
-        </w:rPr>
-        <w:t xml:space="preserve">HỘI ĐỒNG </w:t>
-      </w:r>
-      <w:r>
-        <w:rPr>
-          <w:rFonts w:ascii="Times New Roman" w:eastAsia="Times New Roman" w:hAnsi="Times New Roman"/>
-          <w:b/>
-          <w:bCs/>
-          <w:sz w:val="28"/>
-          <w:szCs w:val="28"/>
-        </w:rPr>
-        <w:t>CỔ ĐÔNG</w:t>
+        <w:t>HỘI ĐỒNG QUẢN TRỊ</w:t>
       </w:r>
     </w:p>
     <w:p>
@@ -2012,17 +1992,17 @@
           <w:sz w:val="28"/>
           <w:szCs w:val="28"/>
         </w:rPr>
-        <w:t>TM. ĐẠI HỘI ĐỒNG CỔ ĐÔNG</w:t>
-      </w:r>
-      <w:r>
-        <w:rPr>
-          <w:rFonts w:ascii="Times New Roman" w:eastAsia="Times New Roman" w:hAnsi="Times New Roman"/>
-          <w:b/>
-          <w:bCs/>
-          <w:sz w:val="28"/>
-          <w:szCs w:val="28"/>
-        </w:rPr>
-        <w:t xml:space="preserve"> </w:t>
+        <w:t xml:space="preserve">TM. </w:t>
+      </w:r>
+      <w:r>
+        <w:rPr>
+          <w:rFonts w:ascii="Times New Roman" w:eastAsia="Times New Roman" w:hAnsi="Times New Roman"/>
+          <w:b/>
+          <w:bCs/>
+          <w:sz w:val="28"/>
+          <w:szCs w:val="28"/>
+        </w:rPr>
+        <w:t>HỘI ĐỒNG QUẢN TRỊ</w:t>
       </w:r>
     </w:p>
     <w:p>
@@ -2057,28 +2037,6 @@
           <w:szCs w:val="28"/>
         </w:rPr>
         <w:t>HỘI ĐỒNG QUẢN TRỊ</w:t>
-      </w:r>
-    </w:p>
-    <w:p>
-      <w:pPr>
-        <w:spacing w:after="120" w:line="240" w:lineRule="auto"/>
-        <w:ind w:left="5220" w:right="0" w:firstLine="270"/>
-        <w:jc w:val="center"/>
-        <w:rPr>
-          <w:rFonts w:ascii="Times New Roman" w:hAnsi="Times New Roman" w:cs="Times New Roman"/>
-          <w:sz w:val="28"/>
-          <w:szCs w:val="28"/>
-        </w:rPr>
-      </w:pPr>
-      <w:r>
-        <w:rPr>
-          <w:rFonts w:ascii="Times New Roman" w:hAnsi="Times New Roman" w:cs="Times New Roman"/>
-          <w:b/>
-          <w:bCs/>
-          <w:sz w:val="28"/>
-          <w:szCs w:val="28"/>
-        </w:rPr>
-        <w:t xml:space="preserve"> </w:t>
       </w:r>
     </w:p>
     <w:p>
